--- a/插件详细手册/4.技能/关于技能逻辑关系.docx
+++ b/插件详细手册/4.技能/关于技能逻辑关系.docx
@@ -1,6 +1,6 @@
 
 <file path=word/document.xml><?xml version="1.0" encoding="utf-8"?>
-<w:document xmlns:wpc="http://schemas.microsoft.com/office/word/2010/wordprocessingCanvas" xmlns:cx="http://schemas.microsoft.com/office/drawing/2014/chartex" xmlns:cx1="http://schemas.microsoft.com/office/drawing/2015/9/8/chartex" xmlns:cx2="http://schemas.microsoft.com/office/drawing/2015/10/21/chartex" xmlns:cx3="http://schemas.microsoft.com/office/drawing/2016/5/9/chartex" xmlns:cx4="http://schemas.microsoft.com/office/drawing/2016/5/10/chartex" xmlns:cx5="http://schemas.microsoft.com/office/drawing/2016/5/11/chartex" xmlns:cx6="http://schemas.microsoft.com/office/drawing/2016/5/12/chartex" xmlns:cx7="http://schemas.microsoft.com/office/drawing/2016/5/13/chartex" xmlns:cx8="http://schemas.microsoft.com/office/drawing/2016/5/14/chartex" xmlns:mc="http://schemas.openxmlformats.org/markup-compatibility/2006" xmlns:aink="http://schemas.microsoft.com/office/drawing/2016/ink" xmlns:am3d="http://schemas.microsoft.com/office/drawing/2017/model3d" xmlns:o="urn:schemas-microsoft-com:office:office" xmlns:r="http://schemas.openxmlformats.org/officeDocument/2006/relationships" xmlns:m="http://schemas.openxmlformats.org/officeDocument/2006/math" xmlns:v="urn:schemas-microsoft-com:vml" xmlns:wp14="http://schemas.microsoft.com/office/word/2010/wordprocessingDrawing" xmlns:wp="http://schemas.openxmlformats.org/drawingml/2006/wordprocessingDrawing" xmlns:w10="urn:schemas-microsoft-com:office:word" xmlns:w="http://schemas.openxmlformats.org/wordprocessingml/2006/main" xmlns:w14="http://schemas.microsoft.com/office/word/2010/wordml" xmlns:w15="http://schemas.microsoft.com/office/word/2012/wordml" xmlns:w16cid="http://schemas.microsoft.com/office/word/2016/wordml/cid" xmlns:w16se="http://schemas.microsoft.com/office/word/2015/wordml/symex" xmlns:wpg="http://schemas.microsoft.com/office/word/2010/wordprocessingGroup" xmlns:wpi="http://schemas.microsoft.com/office/word/2010/wordprocessingInk" xmlns:wne="http://schemas.microsoft.com/office/word/2006/wordml" xmlns:wps="http://schemas.microsoft.com/office/word/2010/wordprocessingShape" mc:Ignorable="w14 w15 w16se w16cid wp14">
+<w:document xmlns:wpc="http://schemas.microsoft.com/office/word/2010/wordprocessingCanvas" xmlns:cx="http://schemas.microsoft.com/office/drawing/2014/chartex" xmlns:cx1="http://schemas.microsoft.com/office/drawing/2015/9/8/chartex" xmlns:cx2="http://schemas.microsoft.com/office/drawing/2015/10/21/chartex" xmlns:cx3="http://schemas.microsoft.com/office/drawing/2016/5/9/chartex" xmlns:cx4="http://schemas.microsoft.com/office/drawing/2016/5/10/chartex" xmlns:cx5="http://schemas.microsoft.com/office/drawing/2016/5/11/chartex" xmlns:cx6="http://schemas.microsoft.com/office/drawing/2016/5/12/chartex" xmlns:cx7="http://schemas.microsoft.com/office/drawing/2016/5/13/chartex" xmlns:cx8="http://schemas.microsoft.com/office/drawing/2016/5/14/chartex" xmlns:mc="http://schemas.openxmlformats.org/markup-compatibility/2006" xmlns:aink="http://schemas.microsoft.com/office/drawing/2016/ink" xmlns:am3d="http://schemas.microsoft.com/office/drawing/2017/model3d" xmlns:o="urn:schemas-microsoft-com:office:office" xmlns:r="http://schemas.openxmlformats.org/officeDocument/2006/relationships" xmlns:m="http://schemas.openxmlformats.org/officeDocument/2006/math" xmlns:v="urn:schemas-microsoft-com:vml" xmlns:wp14="http://schemas.microsoft.com/office/word/2010/wordprocessingDrawing" xmlns:wp="http://schemas.openxmlformats.org/drawingml/2006/wordprocessingDrawing" xmlns:w10="urn:schemas-microsoft-com:office:word" xmlns:w="http://schemas.openxmlformats.org/wordprocessingml/2006/main" xmlns:w14="http://schemas.microsoft.com/office/word/2010/wordml" xmlns:w15="http://schemas.microsoft.com/office/word/2012/wordml" xmlns:w16cex="http://schemas.microsoft.com/office/word/2018/wordml/cex" xmlns:w16cid="http://schemas.microsoft.com/office/word/2016/wordml/cid" xmlns:w16="http://schemas.microsoft.com/office/word/2018/wordml" xmlns:w16se="http://schemas.microsoft.com/office/word/2015/wordml/symex" xmlns:wpg="http://schemas.microsoft.com/office/word/2010/wordprocessingGroup" xmlns:wpi="http://schemas.microsoft.com/office/word/2010/wordprocessingInk" xmlns:wne="http://schemas.microsoft.com/office/word/2006/wordml" xmlns:wps="http://schemas.microsoft.com/office/word/2010/wordprocessingShape" mc:Ignorable="w14 w15 w16se w16cid w16 w16cex wp14">
   <w:body>
     <w:p>
       <w:pPr>
@@ -47,12 +47,11 @@
         <w:spacing w:after="200"/>
         <w:jc w:val="left"/>
         <w:rPr>
-          <w:rFonts w:ascii="Tahoma" w:eastAsia="微软雅黑" w:hAnsi="Tahoma" w:hint="eastAsia"/>
-          <w:kern w:val="0"/>
-          <w:sz w:val="22"/>
-        </w:rPr>
-      </w:pPr>
-      <w:proofErr w:type="spellStart"/>
+          <w:rFonts w:ascii="Tahoma" w:eastAsia="微软雅黑" w:hAnsi="Tahoma"/>
+          <w:kern w:val="0"/>
+          <w:sz w:val="22"/>
+        </w:rPr>
+      </w:pPr>
       <w:r>
         <w:rPr>
           <w:rFonts w:ascii="Tahoma" w:eastAsia="微软雅黑" w:hAnsi="Tahoma"/>
@@ -69,7 +68,6 @@
         </w:rPr>
         <w:t>mmv</w:t>
       </w:r>
-      <w:proofErr w:type="spellEnd"/>
       <w:r>
         <w:rPr>
           <w:rFonts w:ascii="Tahoma" w:eastAsia="微软雅黑" w:hAnsi="Tahoma" w:hint="eastAsia"/>
@@ -132,7 +130,6 @@
         </w:rPr>
         <w:t>◆</w:t>
       </w:r>
-      <w:proofErr w:type="spellStart"/>
       <w:r>
         <w:rPr>
           <w:rFonts w:ascii="Tahoma" w:eastAsia="微软雅黑" w:hAnsi="Tahoma"/>
@@ -141,7 +138,6 @@
         </w:rPr>
         <w:t>Drill_SkillRecorder</w:t>
       </w:r>
-      <w:proofErr w:type="spellEnd"/>
       <w:r>
         <w:rPr>
           <w:rFonts w:ascii="Tahoma" w:eastAsia="微软雅黑" w:hAnsi="Tahoma"/>
@@ -228,7 +224,6 @@
         </w:rPr>
         <w:t>◆</w:t>
       </w:r>
-      <w:proofErr w:type="spellStart"/>
       <w:r>
         <w:rPr>
           <w:rFonts w:ascii="Tahoma" w:eastAsia="微软雅黑" w:hAnsi="Tahoma"/>
@@ -237,7 +232,6 @@
         </w:rPr>
         <w:t>Drill_AnimationInSkill</w:t>
       </w:r>
-      <w:proofErr w:type="spellEnd"/>
       <w:r>
         <w:rPr>
           <w:rFonts w:ascii="Tahoma" w:eastAsia="微软雅黑" w:hAnsi="Tahoma"/>
@@ -317,7 +311,19 @@
         <w:rPr>
           <w:rFonts w:hint="eastAsia"/>
         </w:rPr>
-        <w:t>施法者与目标</w:t>
+        <w:t>攻击者</w:t>
+      </w:r>
+      <w:r>
+        <w:rPr>
+          <w:rFonts w:hint="eastAsia"/>
+        </w:rPr>
+        <w:t>与</w:t>
+      </w:r>
+      <w:r>
+        <w:rPr>
+          <w:rFonts w:hint="eastAsia"/>
+        </w:rPr>
+        <w:t>被攻击者</w:t>
       </w:r>
     </w:p>
     <w:p>
@@ -682,7 +688,7 @@
           <w:sz w:val="22"/>
         </w:rPr>
         <w:drawing>
-          <wp:inline distT="0" distB="0" distL="0" distR="0">
+          <wp:inline distT="0" distB="0" distL="0" distR="0" wp14:anchorId="7C5D3208" wp14:editId="1E556248">
             <wp:extent cx="4267200" cy="1895395"/>
             <wp:effectExtent l="0" t="0" r="0" b="0"/>
             <wp:docPr id="4" name="图片 4" descr="F:\rpg mv箱\【素材、灵感】\【图片-文档描述】\技能关系描述1.png"/>
@@ -818,7 +824,7 @@
           <w:kern w:val="0"/>
           <w:sz w:val="22"/>
         </w:rPr>
-        <w:t>以下是称呼列表，实际指向意思是一模一样的。</w:t>
+        <w:t>行动之间有很多称呼，表示的意思在本质上都是一样的：</w:t>
       </w:r>
     </w:p>
     <w:tbl>
@@ -837,6 +843,9 @@
         <w:tc>
           <w:tcPr>
             <w:tcW w:w="1609" w:type="dxa"/>
+            <w:tcBorders>
+              <w:bottom w:val="single" w:sz="4" w:space="0" w:color="auto"/>
+            </w:tcBorders>
             <w:shd w:val="clear" w:color="auto" w:fill="D9D9D9" w:themeFill="background1" w:themeFillShade="D9"/>
           </w:tcPr>
           <w:p>
@@ -851,6 +860,14 @@
                 <w:sz w:val="22"/>
               </w:rPr>
             </w:pPr>
+            <w:r>
+              <w:rPr>
+                <w:rFonts w:ascii="Tahoma" w:eastAsia="微软雅黑" w:hAnsi="Tahoma" w:hint="eastAsia"/>
+                <w:kern w:val="0"/>
+                <w:sz w:val="22"/>
+              </w:rPr>
+              <w:t>行动</w:t>
+            </w:r>
           </w:p>
         </w:tc>
         <w:tc>
@@ -876,7 +893,7 @@
                 <w:kern w:val="0"/>
                 <w:sz w:val="22"/>
               </w:rPr>
-              <w:t>主动</w:t>
+              <w:t>主动方</w:t>
             </w:r>
           </w:p>
         </w:tc>
@@ -903,7 +920,7 @@
                 <w:kern w:val="0"/>
                 <w:sz w:val="22"/>
               </w:rPr>
-              <w:t>被动</w:t>
+              <w:t>被动方</w:t>
             </w:r>
           </w:p>
         </w:tc>
@@ -912,7 +929,7 @@
         <w:tc>
           <w:tcPr>
             <w:tcW w:w="1609" w:type="dxa"/>
-            <w:shd w:val="clear" w:color="auto" w:fill="D9D9D9" w:themeFill="background1" w:themeFillShade="D9"/>
+            <w:shd w:val="clear" w:color="auto" w:fill="auto"/>
           </w:tcPr>
           <w:p>
             <w:pPr>
@@ -932,7 +949,7 @@
                 <w:kern w:val="0"/>
                 <w:sz w:val="22"/>
               </w:rPr>
-              <w:t>一般称呼</w:t>
+              <w:t>攻击</w:t>
             </w:r>
           </w:p>
         </w:tc>
@@ -945,7 +962,7 @@
               <w:widowControl/>
               <w:adjustRightInd w:val="0"/>
               <w:snapToGrid w:val="0"/>
-              <w:jc w:val="left"/>
+              <w:jc w:val="center"/>
               <w:rPr>
                 <w:rFonts w:ascii="Tahoma" w:eastAsia="微软雅黑" w:hAnsi="Tahoma"/>
                 <w:kern w:val="0"/>
@@ -971,7 +988,7 @@
               <w:widowControl/>
               <w:adjustRightInd w:val="0"/>
               <w:snapToGrid w:val="0"/>
-              <w:jc w:val="left"/>
+              <w:jc w:val="center"/>
               <w:rPr>
                 <w:rFonts w:ascii="Tahoma" w:eastAsia="微软雅黑" w:hAnsi="Tahoma"/>
                 <w:kern w:val="0"/>
@@ -993,7 +1010,7 @@
         <w:tc>
           <w:tcPr>
             <w:tcW w:w="1609" w:type="dxa"/>
-            <w:shd w:val="clear" w:color="auto" w:fill="D9D9D9" w:themeFill="background1" w:themeFillShade="D9"/>
+            <w:shd w:val="clear" w:color="auto" w:fill="auto"/>
           </w:tcPr>
           <w:p>
             <w:pPr>
@@ -1013,7 +1030,7 @@
                 <w:kern w:val="0"/>
                 <w:sz w:val="22"/>
               </w:rPr>
-              <w:t>技能称呼</w:t>
+              <w:t>技能</w:t>
             </w:r>
           </w:p>
         </w:tc>
@@ -1026,7 +1043,7 @@
               <w:widowControl/>
               <w:adjustRightInd w:val="0"/>
               <w:snapToGrid w:val="0"/>
-              <w:jc w:val="left"/>
+              <w:jc w:val="center"/>
               <w:rPr>
                 <w:rFonts w:ascii="Tahoma" w:eastAsia="微软雅黑" w:hAnsi="Tahoma"/>
                 <w:kern w:val="0"/>
@@ -1052,7 +1069,7 @@
               <w:widowControl/>
               <w:adjustRightInd w:val="0"/>
               <w:snapToGrid w:val="0"/>
-              <w:jc w:val="left"/>
+              <w:jc w:val="center"/>
               <w:rPr>
                 <w:rFonts w:ascii="Tahoma" w:eastAsia="微软雅黑" w:hAnsi="Tahoma"/>
                 <w:kern w:val="0"/>
@@ -1074,7 +1091,7 @@
         <w:tc>
           <w:tcPr>
             <w:tcW w:w="1609" w:type="dxa"/>
-            <w:shd w:val="clear" w:color="auto" w:fill="D9D9D9" w:themeFill="background1" w:themeFillShade="D9"/>
+            <w:shd w:val="clear" w:color="auto" w:fill="auto"/>
           </w:tcPr>
           <w:p>
             <w:pPr>
@@ -1094,7 +1111,7 @@
                 <w:kern w:val="0"/>
                 <w:sz w:val="22"/>
               </w:rPr>
-              <w:t>物品称呼</w:t>
+              <w:t>物品</w:t>
             </w:r>
           </w:p>
         </w:tc>
@@ -1107,7 +1124,7 @@
               <w:widowControl/>
               <w:adjustRightInd w:val="0"/>
               <w:snapToGrid w:val="0"/>
-              <w:jc w:val="left"/>
+              <w:jc w:val="center"/>
               <w:rPr>
                 <w:rFonts w:ascii="Tahoma" w:eastAsia="微软雅黑" w:hAnsi="Tahoma"/>
                 <w:kern w:val="0"/>
@@ -1133,7 +1150,7 @@
               <w:widowControl/>
               <w:adjustRightInd w:val="0"/>
               <w:snapToGrid w:val="0"/>
-              <w:jc w:val="left"/>
+              <w:jc w:val="center"/>
               <w:rPr>
                 <w:rFonts w:ascii="Tahoma" w:eastAsia="微软雅黑" w:hAnsi="Tahoma"/>
                 <w:kern w:val="0"/>
@@ -1159,33 +1176,52 @@
         <w:snapToGrid w:val="0"/>
         <w:jc w:val="left"/>
         <w:rPr>
-          <w:rFonts w:ascii="Tahoma" w:eastAsia="微软雅黑" w:hAnsi="Tahoma"/>
-          <w:kern w:val="0"/>
-          <w:sz w:val="24"/>
-        </w:rPr>
-      </w:pPr>
-    </w:p>
-    <w:p>
-      <w:pPr>
-        <w:pStyle w:val="3"/>
-      </w:pPr>
-      <w:r>
-        <w:rPr>
-          <w:rFonts w:hint="eastAsia"/>
-        </w:rPr>
-        <w:t>一</w:t>
-      </w:r>
-      <w:r>
-        <w:rPr>
-          <w:rFonts w:hint="eastAsia"/>
-        </w:rPr>
-        <w:t>次与</w:t>
-      </w:r>
-      <w:r>
-        <w:rPr>
-          <w:rFonts w:hint="eastAsia"/>
-        </w:rPr>
-        <w:t>连续攻击</w:t>
+          <w:rFonts w:ascii="Tahoma" w:eastAsia="微软雅黑" w:hAnsi="Tahoma" w:hint="eastAsia"/>
+          <w:color w:val="0070C0"/>
+          <w:kern w:val="0"/>
+          <w:sz w:val="22"/>
+          <w:szCs w:val="21"/>
+        </w:rPr>
+      </w:pPr>
+      <w:r>
+        <w:rPr>
+          <w:rFonts w:ascii="Tahoma" w:eastAsia="微软雅黑" w:hAnsi="Tahoma" w:hint="eastAsia"/>
+          <w:color w:val="0070C0"/>
+          <w:kern w:val="0"/>
+          <w:sz w:val="22"/>
+          <w:szCs w:val="21"/>
+        </w:rPr>
+        <w:t>相关行动的基本定义，</w:t>
+      </w:r>
+      <w:r>
+        <w:rPr>
+          <w:rFonts w:ascii="Tahoma" w:eastAsia="微软雅黑" w:hAnsi="Tahoma" w:hint="eastAsia"/>
+          <w:color w:val="0070C0"/>
+          <w:kern w:val="0"/>
+          <w:sz w:val="22"/>
+          <w:szCs w:val="21"/>
+        </w:rPr>
+        <w:t>具体可以去看看：“攻击者与被攻击者</w:t>
+      </w:r>
+      <w:r>
+        <w:rPr>
+          <w:rFonts w:ascii="Tahoma" w:eastAsia="微软雅黑" w:hAnsi="Tahoma"/>
+          <w:color w:val="0070C0"/>
+          <w:kern w:val="0"/>
+          <w:sz w:val="22"/>
+          <w:szCs w:val="21"/>
+        </w:rPr>
+        <w:t>.docx</w:t>
+      </w:r>
+      <w:r>
+        <w:rPr>
+          <w:rFonts w:ascii="Tahoma" w:eastAsia="微软雅黑" w:hAnsi="Tahoma" w:hint="eastAsia"/>
+          <w:color w:val="0070C0"/>
+          <w:kern w:val="0"/>
+          <w:sz w:val="22"/>
+          <w:szCs w:val="21"/>
+        </w:rPr>
+        <w:t>”。</w:t>
       </w:r>
     </w:p>
     <w:p>
@@ -1195,7 +1231,101 @@
         <w:snapToGrid w:val="0"/>
         <w:jc w:val="left"/>
         <w:rPr>
-          <w:rFonts w:ascii="Tahoma" w:eastAsia="微软雅黑" w:hAnsi="Tahoma"/>
+          <w:rFonts w:ascii="Tahoma" w:eastAsia="微软雅黑" w:hAnsi="Tahoma" w:hint="eastAsia"/>
+          <w:color w:val="0070C0"/>
+          <w:kern w:val="0"/>
+          <w:sz w:val="22"/>
+          <w:szCs w:val="21"/>
+        </w:rPr>
+      </w:pPr>
+    </w:p>
+    <w:p>
+      <w:pPr>
+        <w:widowControl/>
+        <w:jc w:val="left"/>
+        <w:rPr>
+          <w:rFonts w:ascii="Tahoma" w:eastAsia="微软雅黑" w:hAnsi="Tahoma" w:hint="eastAsia"/>
+          <w:color w:val="0070C0"/>
+          <w:kern w:val="0"/>
+          <w:sz w:val="22"/>
+          <w:szCs w:val="21"/>
+        </w:rPr>
+      </w:pPr>
+      <w:r>
+        <w:rPr>
+          <w:rFonts w:ascii="Tahoma" w:eastAsia="微软雅黑" w:hAnsi="Tahoma"/>
+          <w:color w:val="0070C0"/>
+          <w:kern w:val="0"/>
+          <w:sz w:val="22"/>
+          <w:szCs w:val="21"/>
+        </w:rPr>
+        <w:br w:type="page"/>
+      </w:r>
+    </w:p>
+    <w:p>
+      <w:pPr>
+        <w:pStyle w:val="3"/>
+      </w:pPr>
+      <w:r>
+        <w:rPr>
+          <w:rFonts w:hint="eastAsia"/>
+        </w:rPr>
+        <w:lastRenderedPageBreak/>
+        <w:t>多次行动</w:t>
+      </w:r>
+    </w:p>
+    <w:p>
+      <w:pPr>
+        <w:widowControl/>
+        <w:adjustRightInd w:val="0"/>
+        <w:snapToGrid w:val="0"/>
+        <w:jc w:val="left"/>
+        <w:rPr>
+          <w:rFonts w:ascii="Tahoma" w:eastAsia="微软雅黑" w:hAnsi="Tahoma"/>
+          <w:b/>
+          <w:kern w:val="0"/>
+          <w:sz w:val="22"/>
+        </w:rPr>
+      </w:pPr>
+      <w:r>
+        <w:rPr>
+          <w:rFonts w:ascii="Tahoma" w:eastAsia="微软雅黑" w:hAnsi="Tahoma" w:hint="eastAsia"/>
+          <w:b/>
+          <w:kern w:val="0"/>
+          <w:sz w:val="22"/>
+        </w:rPr>
+        <w:t>1</w:t>
+      </w:r>
+      <w:r>
+        <w:rPr>
+          <w:rFonts w:ascii="Tahoma" w:eastAsia="微软雅黑" w:hAnsi="Tahoma" w:hint="eastAsia"/>
+          <w:b/>
+          <w:kern w:val="0"/>
+          <w:sz w:val="22"/>
+        </w:rPr>
+        <w:t>）</w:t>
+      </w:r>
+      <w:bookmarkStart w:id="0" w:name="多次连续攻击"/>
+      <w:r>
+        <w:rPr>
+          <w:rFonts w:ascii="Tahoma" w:eastAsia="微软雅黑" w:hAnsi="Tahoma" w:hint="eastAsia"/>
+          <w:b/>
+          <w:kern w:val="0"/>
+          <w:sz w:val="22"/>
+        </w:rPr>
+        <w:t>多次连续攻击</w:t>
+      </w:r>
+      <w:bookmarkEnd w:id="0"/>
+    </w:p>
+    <w:p>
+      <w:pPr>
+        <w:widowControl/>
+        <w:adjustRightInd w:val="0"/>
+        <w:snapToGrid w:val="0"/>
+        <w:jc w:val="left"/>
+        <w:rPr>
+          <w:rFonts w:ascii="Tahoma" w:eastAsia="微软雅黑" w:hAnsi="Tahoma"/>
+          <w:b/>
           <w:kern w:val="0"/>
           <w:sz w:val="22"/>
         </w:rPr>
@@ -1231,16 +1361,7 @@
           <w:kern w:val="0"/>
           <w:sz w:val="22"/>
         </w:rPr>
-        <w:t>计算数值</w:t>
-      </w:r>
-      <w:r>
-        <w:rPr>
-          <w:rFonts w:ascii="Tahoma" w:eastAsia="微软雅黑" w:hAnsi="Tahoma" w:hint="eastAsia"/>
-          <w:b/>
-          <w:kern w:val="0"/>
-          <w:sz w:val="22"/>
-        </w:rPr>
-        <w:t>、施加状态</w:t>
+        <w:t>执行</w:t>
       </w:r>
       <w:r>
         <w:rPr>
@@ -1257,54 +1378,30 @@
           <w:kern w:val="0"/>
           <w:sz w:val="22"/>
         </w:rPr>
-        <w:t>，</w:t>
-      </w:r>
-      <w:r>
-        <w:rPr>
-          <w:rFonts w:ascii="Tahoma" w:eastAsia="微软雅黑" w:hAnsi="Tahoma" w:hint="eastAsia"/>
-          <w:kern w:val="0"/>
-          <w:sz w:val="22"/>
-        </w:rPr>
-        <w:t>所以造成的伤害、</w:t>
-      </w:r>
-      <w:r>
-        <w:rPr>
-          <w:rFonts w:ascii="Tahoma" w:eastAsia="微软雅黑" w:hAnsi="Tahoma" w:hint="eastAsia"/>
-          <w:kern w:val="0"/>
-          <w:sz w:val="22"/>
-        </w:rPr>
-        <w:t>闪避</w:t>
-      </w:r>
-      <w:r>
-        <w:rPr>
-          <w:rFonts w:ascii="Tahoma" w:eastAsia="微软雅黑" w:hAnsi="Tahoma" w:hint="eastAsia"/>
-          <w:kern w:val="0"/>
-          <w:sz w:val="22"/>
-        </w:rPr>
-        <w:t>情况、状态施加的结果都相互独立</w:t>
-      </w:r>
-      <w:r>
-        <w:rPr>
-          <w:rFonts w:ascii="Tahoma" w:eastAsia="微软雅黑" w:hAnsi="Tahoma" w:hint="eastAsia"/>
-          <w:kern w:val="0"/>
-          <w:sz w:val="22"/>
-        </w:rPr>
-        <w:t>。</w:t>
-      </w:r>
-    </w:p>
-    <w:p>
-      <w:pPr>
+        <w:t>。由于多次行动中，每次行动都不相关。所以造成的伤害、闪避情况、状态施加的结果都相互独立。</w:t>
+      </w:r>
+    </w:p>
+    <w:p>
+      <w:pPr>
+        <w:widowControl/>
+        <w:adjustRightInd w:val="0"/>
+        <w:snapToGrid w:val="0"/>
         <w:jc w:val="center"/>
+        <w:rPr>
+          <w:rFonts w:ascii="Tahoma" w:eastAsia="微软雅黑" w:hAnsi="Tahoma"/>
+          <w:kern w:val="0"/>
+          <w:sz w:val="22"/>
+        </w:rPr>
       </w:pPr>
       <w:r>
         <w:rPr>
           <w:noProof/>
         </w:rPr>
         <w:drawing>
-          <wp:inline distT="0" distB="0" distL="0" distR="0">
+          <wp:inline distT="0" distB="0" distL="0" distR="0" wp14:anchorId="637EEC0E" wp14:editId="1732BBF7">
             <wp:extent cx="3924300" cy="1743086"/>
             <wp:effectExtent l="0" t="0" r="0" b="9525"/>
-            <wp:docPr id="5" name="图片 5" descr="F:\rpg mv箱\【素材、灵感】\【图片-文档描述】\技能关系描述2.png"/>
+            <wp:docPr id="9" name="图片 9" descr="F:\rpg mv箱\【素材、灵感】\【图片-文档描述】\技能关系描述2.png"/>
             <wp:cNvGraphicFramePr>
               <a:graphicFrameLocks xmlns:a="http://schemas.openxmlformats.org/drawingml/2006/main" noChangeAspect="1"/>
             </wp:cNvGraphicFramePr>
@@ -1358,27 +1455,66 @@
         <w:jc w:val="left"/>
         <w:rPr>
           <w:rFonts w:ascii="Tahoma" w:eastAsia="微软雅黑" w:hAnsi="Tahoma"/>
-          <w:kern w:val="0"/>
-          <w:sz w:val="24"/>
-        </w:rPr>
-      </w:pPr>
-    </w:p>
-    <w:p>
-      <w:pPr>
-        <w:pStyle w:val="3"/>
-      </w:pPr>
-      <w:r>
-        <w:rPr>
-          <w:rFonts w:hint="eastAsia"/>
-        </w:rPr>
-        <w:lastRenderedPageBreak/>
-        <w:t>单体与多个</w:t>
-      </w:r>
-      <w:r>
-        <w:rPr>
-          <w:rFonts w:hint="eastAsia"/>
-        </w:rPr>
-        <w:t>目标</w:t>
+          <w:b/>
+          <w:kern w:val="0"/>
+          <w:sz w:val="22"/>
+        </w:rPr>
+      </w:pPr>
+      <w:r>
+        <w:rPr>
+          <w:rFonts w:ascii="Tahoma" w:eastAsia="微软雅黑" w:hAnsi="Tahoma"/>
+          <w:b/>
+          <w:kern w:val="0"/>
+          <w:sz w:val="22"/>
+        </w:rPr>
+        <w:t>2</w:t>
+      </w:r>
+      <w:r>
+        <w:rPr>
+          <w:rFonts w:ascii="Tahoma" w:eastAsia="微软雅黑" w:hAnsi="Tahoma" w:hint="eastAsia"/>
+          <w:b/>
+          <w:kern w:val="0"/>
+          <w:sz w:val="22"/>
+        </w:rPr>
+        <w:t>）</w:t>
+      </w:r>
+      <w:bookmarkStart w:id="1" w:name="多个目标攻击"/>
+      <w:r>
+        <w:rPr>
+          <w:rFonts w:ascii="Tahoma" w:eastAsia="微软雅黑" w:hAnsi="Tahoma" w:hint="eastAsia"/>
+          <w:b/>
+          <w:kern w:val="0"/>
+          <w:sz w:val="22"/>
+        </w:rPr>
+        <w:t>多个目标攻击</w:t>
+      </w:r>
+      <w:bookmarkEnd w:id="1"/>
+      <w:r>
+        <w:rPr>
+          <w:rFonts w:ascii="Tahoma" w:eastAsia="微软雅黑" w:hAnsi="Tahoma" w:hint="eastAsia"/>
+          <w:b/>
+          <w:kern w:val="0"/>
+          <w:sz w:val="22"/>
+        </w:rPr>
+        <w:t>（伪</w:t>
+      </w:r>
+      <w:r>
+        <w:rPr>
+          <w:rFonts w:ascii="Tahoma" w:eastAsia="微软雅黑" w:hAnsi="Tahoma" w:hint="eastAsia"/>
+          <w:b/>
+          <w:kern w:val="0"/>
+          <w:sz w:val="22"/>
+        </w:rPr>
+        <w:t>AOE</w:t>
+      </w:r>
+      <w:r>
+        <w:rPr>
+          <w:rFonts w:ascii="Tahoma" w:eastAsia="微软雅黑" w:hAnsi="Tahoma" w:hint="eastAsia"/>
+          <w:b/>
+          <w:kern w:val="0"/>
+          <w:sz w:val="22"/>
+        </w:rPr>
+        <w:t>）</w:t>
       </w:r>
     </w:p>
     <w:p>
@@ -1399,12 +1535,27 @@
           <w:kern w:val="0"/>
           <w:sz w:val="22"/>
         </w:rPr>
-        <w:t>多个目标，原理为</w:t>
-      </w:r>
-      <w:r>
-        <w:rPr>
-          <w:rFonts w:ascii="Tahoma" w:eastAsia="微软雅黑" w:hAnsi="Tahoma" w:hint="eastAsia"/>
-          <w:b/>
+        <w:t>多个目标攻击，实际上并不是真的</w:t>
+      </w:r>
+      <w:r>
+        <w:rPr>
+          <w:rFonts w:ascii="Tahoma" w:eastAsia="微软雅黑" w:hAnsi="Tahoma" w:hint="eastAsia"/>
+          <w:kern w:val="0"/>
+          <w:sz w:val="22"/>
+        </w:rPr>
+        <w:t>AOE</w:t>
+      </w:r>
+      <w:r>
+        <w:rPr>
+          <w:rFonts w:ascii="Tahoma" w:eastAsia="微软雅黑" w:hAnsi="Tahoma" w:hint="eastAsia"/>
+          <w:kern w:val="0"/>
+          <w:sz w:val="22"/>
+        </w:rPr>
+        <w:t>全体攻击，原理为</w:t>
+      </w:r>
+      <w:r>
+        <w:rPr>
+          <w:rFonts w:ascii="Tahoma" w:eastAsia="微软雅黑" w:hAnsi="Tahoma" w:hint="eastAsia"/>
           <w:kern w:val="0"/>
           <w:sz w:val="22"/>
         </w:rPr>
@@ -1413,7 +1564,6 @@
       <w:r>
         <w:rPr>
           <w:rFonts w:ascii="Tahoma" w:eastAsia="微软雅黑" w:hAnsi="Tahoma" w:hint="eastAsia"/>
-          <w:b/>
           <w:kern w:val="0"/>
           <w:sz w:val="22"/>
         </w:rPr>
@@ -1422,70 +1572,132 @@
       <w:r>
         <w:rPr>
           <w:rFonts w:ascii="Tahoma" w:eastAsia="微软雅黑" w:hAnsi="Tahoma" w:hint="eastAsia"/>
-          <w:b/>
-          <w:kern w:val="0"/>
-          <w:sz w:val="22"/>
-        </w:rPr>
-        <w:t>从左至右</w:t>
-      </w:r>
-      <w:r>
-        <w:rPr>
-          <w:rFonts w:ascii="Tahoma" w:eastAsia="微软雅黑" w:hAnsi="Tahoma" w:hint="eastAsia"/>
-          <w:b/>
-          <w:kern w:val="0"/>
-          <w:sz w:val="22"/>
-        </w:rPr>
-        <w:t>，分别拆成单体一次</w:t>
-      </w:r>
-      <w:r>
-        <w:rPr>
-          <w:rFonts w:ascii="Tahoma" w:eastAsia="微软雅黑" w:hAnsi="Tahoma"/>
-          <w:b/>
-          <w:kern w:val="0"/>
-          <w:sz w:val="22"/>
-        </w:rPr>
-        <w:t>/</w:t>
-      </w:r>
-      <w:r>
-        <w:rPr>
-          <w:rFonts w:ascii="Tahoma" w:eastAsia="微软雅黑" w:hAnsi="Tahoma" w:hint="eastAsia"/>
-          <w:b/>
-          <w:kern w:val="0"/>
-          <w:sz w:val="22"/>
-        </w:rPr>
-        <w:t>连续攻击</w:t>
-      </w:r>
-      <w:r>
-        <w:rPr>
-          <w:rFonts w:ascii="Tahoma" w:eastAsia="微软雅黑" w:hAnsi="Tahoma" w:hint="eastAsia"/>
-          <w:kern w:val="0"/>
-          <w:sz w:val="22"/>
-        </w:rPr>
-        <w:t>，再进行下一步操作。</w:t>
+          <w:kern w:val="0"/>
+          <w:sz w:val="22"/>
+        </w:rPr>
+        <w:t>从左至右，分别</w:t>
+      </w:r>
+      <w:r>
+        <w:rPr>
+          <w:rFonts w:ascii="Tahoma" w:eastAsia="微软雅黑" w:hAnsi="Tahoma" w:hint="eastAsia"/>
+          <w:kern w:val="0"/>
+          <w:sz w:val="22"/>
+        </w:rPr>
+        <w:t xml:space="preserve"> </w:t>
+      </w:r>
+      <w:r>
+        <w:rPr>
+          <w:rFonts w:ascii="Tahoma" w:eastAsia="微软雅黑" w:hAnsi="Tahoma" w:hint="eastAsia"/>
+          <w:kern w:val="0"/>
+          <w:sz w:val="22"/>
+        </w:rPr>
+        <w:t>拆成</w:t>
+      </w:r>
+      <w:r>
+        <w:rPr>
+          <w:rFonts w:ascii="Tahoma" w:eastAsia="微软雅黑" w:hAnsi="Tahoma" w:hint="eastAsia"/>
+          <w:kern w:val="0"/>
+          <w:sz w:val="22"/>
+        </w:rPr>
+        <w:t xml:space="preserve"> </w:t>
+      </w:r>
+      <w:r>
+        <w:rPr>
+          <w:rFonts w:ascii="Tahoma" w:eastAsia="微软雅黑" w:hAnsi="Tahoma" w:hint="eastAsia"/>
+          <w:kern w:val="0"/>
+          <w:sz w:val="22"/>
+        </w:rPr>
+        <w:t>单体一次攻击</w:t>
+      </w:r>
+      <w:r>
+        <w:rPr>
+          <w:rFonts w:ascii="Tahoma" w:eastAsia="微软雅黑" w:hAnsi="Tahoma" w:hint="eastAsia"/>
+          <w:kern w:val="0"/>
+          <w:sz w:val="22"/>
+        </w:rPr>
+        <w:t>。</w:t>
       </w:r>
     </w:p>
     <w:p>
       <w:pPr>
         <w:widowControl/>
+        <w:adjustRightInd w:val="0"/>
+        <w:snapToGrid w:val="0"/>
+        <w:jc w:val="left"/>
+        <w:rPr>
+          <w:rFonts w:ascii="Tahoma" w:eastAsia="微软雅黑" w:hAnsi="Tahoma"/>
+          <w:color w:val="0070C0"/>
+          <w:kern w:val="0"/>
+          <w:sz w:val="22"/>
+        </w:rPr>
+      </w:pPr>
+      <w:r>
+        <w:rPr>
+          <w:rFonts w:ascii="Tahoma" w:eastAsia="微软雅黑" w:hAnsi="Tahoma" w:hint="eastAsia"/>
+          <w:color w:val="0070C0"/>
+          <w:kern w:val="0"/>
+          <w:sz w:val="22"/>
+        </w:rPr>
+        <w:t>在对多个目标进行攻击时，被动方都有</w:t>
+      </w:r>
+      <w:r>
+        <w:rPr>
+          <w:rFonts w:ascii="Tahoma" w:eastAsia="微软雅黑" w:hAnsi="Tahoma" w:hint="eastAsia"/>
+          <w:color w:val="0070C0"/>
+          <w:kern w:val="0"/>
+          <w:sz w:val="22"/>
+        </w:rPr>
+        <w:t>机会执行</w:t>
+      </w:r>
+      <w:r>
+        <w:rPr>
+          <w:rFonts w:ascii="Tahoma" w:eastAsia="微软雅黑" w:hAnsi="Tahoma" w:hint="eastAsia"/>
+          <w:color w:val="0070C0"/>
+          <w:kern w:val="0"/>
+          <w:sz w:val="22"/>
+        </w:rPr>
+        <w:t xml:space="preserve"> </w:t>
+      </w:r>
+      <w:r>
+        <w:rPr>
+          <w:rFonts w:ascii="Tahoma" w:eastAsia="微软雅黑" w:hAnsi="Tahoma" w:hint="eastAsia"/>
+          <w:color w:val="0070C0"/>
+          <w:kern w:val="0"/>
+          <w:sz w:val="22"/>
+        </w:rPr>
+        <w:t>反制行动</w:t>
+      </w:r>
+      <w:r>
+        <w:rPr>
+          <w:rFonts w:ascii="Tahoma" w:eastAsia="微软雅黑" w:hAnsi="Tahoma" w:hint="eastAsia"/>
+          <w:color w:val="0070C0"/>
+          <w:kern w:val="0"/>
+          <w:sz w:val="22"/>
+        </w:rPr>
+        <w:t>。</w:t>
+      </w:r>
+    </w:p>
+    <w:p>
+      <w:pPr>
+        <w:widowControl/>
+        <w:adjustRightInd w:val="0"/>
+        <w:snapToGrid w:val="0"/>
         <w:jc w:val="center"/>
         <w:rPr>
           <w:rFonts w:ascii="Tahoma" w:eastAsia="微软雅黑" w:hAnsi="Tahoma"/>
           <w:kern w:val="0"/>
-          <w:sz w:val="24"/>
-        </w:rPr>
-      </w:pPr>
-      <w:r>
-        <w:rPr>
-          <w:rFonts w:ascii="Tahoma" w:eastAsia="微软雅黑" w:hAnsi="Tahoma"/>
+          <w:sz w:val="22"/>
+        </w:rPr>
+      </w:pPr>
+      <w:r>
+        <w:rPr>
           <w:noProof/>
-          <w:kern w:val="0"/>
-          <w:sz w:val="24"/>
         </w:rPr>
         <w:drawing>
-          <wp:inline distT="0" distB="0" distL="0" distR="0">
-            <wp:extent cx="4610100" cy="3890636"/>
-            <wp:effectExtent l="0" t="0" r="0" b="0"/>
-            <wp:docPr id="6" name="图片 6" descr="F:\rpg mv箱\【素材、灵感】\【图片-文档描述】\技能关系描述3.png"/>
+          <wp:inline distT="0" distB="0" distL="0" distR="0" wp14:anchorId="1061B545" wp14:editId="0F73D6EF">
+            <wp:extent cx="5274310" cy="4451350"/>
+            <wp:effectExtent l="0" t="0" r="2540" b="6350"/>
+            <wp:docPr id="10" name="图片 10"/>
             <wp:cNvGraphicFramePr>
               <a:graphicFrameLocks xmlns:a="http://schemas.openxmlformats.org/drawingml/2006/main" noChangeAspect="1"/>
             </wp:cNvGraphicFramePr>
@@ -1493,7 +1705,7 @@
               <a:graphicData uri="http://schemas.openxmlformats.org/drawingml/2006/picture">
                 <pic:pic xmlns:pic="http://schemas.openxmlformats.org/drawingml/2006/picture">
                   <pic:nvPicPr>
-                    <pic:cNvPr id="0" name="Picture 3" descr="F:\rpg mv箱\【素材、灵感】\【图片-文档描述】\技能关系描述3.png"/>
+                    <pic:cNvPr id="0" name="Picture 5"/>
                     <pic:cNvPicPr>
                       <a:picLocks noChangeAspect="1" noChangeArrowheads="1"/>
                     </pic:cNvPicPr>
@@ -1514,7 +1726,7 @@
                   <pic:spPr bwMode="auto">
                     <a:xfrm>
                       <a:off x="0" y="0"/>
-                      <a:ext cx="4619823" cy="3898841"/>
+                      <a:ext cx="5274310" cy="4451350"/>
                     </a:xfrm>
                     <a:prstGeom prst="rect">
                       <a:avLst/>
@@ -1655,7 +1867,7 @@
           <w:noProof/>
         </w:rPr>
         <w:drawing>
-          <wp:inline distT="0" distB="0" distL="0" distR="0" wp14:anchorId="222342C9" wp14:editId="4C185E64">
+          <wp:inline distT="0" distB="0" distL="0" distR="0" wp14:anchorId="0B5BC079" wp14:editId="59F3AAA3">
             <wp:extent cx="2362200" cy="834130"/>
             <wp:effectExtent l="0" t="0" r="0" b="4445"/>
             <wp:docPr id="2" name="图片 2"/>
@@ -1708,7 +1920,7 @@
           <w:noProof/>
         </w:rPr>
         <w:drawing>
-          <wp:inline distT="0" distB="0" distL="0" distR="0" wp14:anchorId="46AE4C38" wp14:editId="74908576">
+          <wp:inline distT="0" distB="0" distL="0" distR="0" wp14:anchorId="73E61065" wp14:editId="5C0FE315">
             <wp:extent cx="4099560" cy="1918081"/>
             <wp:effectExtent l="0" t="0" r="0" b="6350"/>
             <wp:docPr id="1" name="图片 1"/>
@@ -2060,8 +2272,19 @@
           <w:kern w:val="0"/>
           <w:sz w:val="22"/>
         </w:rPr>
-        <w:t>战斗界面明确分为两方阵营，即敌方与我方</w:t>
-      </w:r>
+        <w:t>战斗界面明确分为两方阵营，即</w:t>
+      </w:r>
+      <w:bookmarkStart w:id="2" w:name="我方与敌方"/>
+      <w:r>
+        <w:rPr>
+          <w:rFonts w:ascii="Tahoma" w:eastAsia="微软雅黑" w:hAnsi="Tahoma" w:hint="eastAsia"/>
+          <w:b/>
+          <w:kern w:val="0"/>
+          <w:sz w:val="22"/>
+        </w:rPr>
+        <w:t>我方与敌方</w:t>
+      </w:r>
+      <w:bookmarkEnd w:id="2"/>
       <w:r>
         <w:rPr>
           <w:rFonts w:ascii="Tahoma" w:eastAsia="微软雅黑" w:hAnsi="Tahoma" w:hint="eastAsia"/>
@@ -2089,11 +2312,59 @@
           <w:kern w:val="0"/>
           <w:sz w:val="22"/>
         </w:rPr>
-        <w:t>对于一次技能攻击发动，根据施法者与目标关系，会变成下面</w:t>
-      </w:r>
-      <w:r>
-        <w:rPr>
-          <w:rFonts w:ascii="Tahoma" w:eastAsia="微软雅黑" w:hAnsi="Tahoma"/>
+        <w:t>根据</w:t>
+      </w:r>
+      <w:r>
+        <w:rPr>
+          <w:rFonts w:ascii="Tahoma" w:eastAsia="微软雅黑" w:hAnsi="Tahoma" w:hint="eastAsia"/>
+          <w:kern w:val="0"/>
+          <w:sz w:val="22"/>
+        </w:rPr>
+        <w:t xml:space="preserve"> </w:t>
+      </w:r>
+      <w:r>
+        <w:rPr>
+          <w:rFonts w:ascii="Tahoma" w:eastAsia="微软雅黑" w:hAnsi="Tahoma" w:hint="eastAsia"/>
+          <w:kern w:val="0"/>
+          <w:sz w:val="22"/>
+        </w:rPr>
+        <w:t>主动</w:t>
+      </w:r>
+      <w:r>
+        <w:rPr>
+          <w:rFonts w:ascii="Tahoma" w:eastAsia="微软雅黑" w:hAnsi="Tahoma" w:hint="eastAsia"/>
+          <w:kern w:val="0"/>
+          <w:sz w:val="22"/>
+        </w:rPr>
+        <w:t xml:space="preserve"> -&gt; </w:t>
+      </w:r>
+      <w:r>
+        <w:rPr>
+          <w:rFonts w:ascii="Tahoma" w:eastAsia="微软雅黑" w:hAnsi="Tahoma" w:hint="eastAsia"/>
+          <w:kern w:val="0"/>
+          <w:sz w:val="22"/>
+        </w:rPr>
+        <w:t>被动</w:t>
+      </w:r>
+      <w:r>
+        <w:rPr>
+          <w:rFonts w:ascii="Tahoma" w:eastAsia="微软雅黑" w:hAnsi="Tahoma" w:hint="eastAsia"/>
+          <w:kern w:val="0"/>
+          <w:sz w:val="22"/>
+        </w:rPr>
+        <w:t xml:space="preserve"> </w:t>
+      </w:r>
+      <w:r>
+        <w:rPr>
+          <w:rFonts w:ascii="Tahoma" w:eastAsia="微软雅黑" w:hAnsi="Tahoma" w:hint="eastAsia"/>
+          <w:kern w:val="0"/>
+          <w:sz w:val="22"/>
+        </w:rPr>
+        <w:t>关系，可以分成</w:t>
+      </w:r>
+      <w:r>
+        <w:rPr>
+          <w:rFonts w:ascii="Tahoma" w:eastAsia="微软雅黑" w:hAnsi="Tahoma" w:hint="eastAsia"/>
           <w:kern w:val="0"/>
           <w:sz w:val="22"/>
         </w:rPr>
@@ -2106,6 +2377,210 @@
           <w:sz w:val="22"/>
         </w:rPr>
         <w:t>种情况：</w:t>
+      </w:r>
+    </w:p>
+    <w:p>
+      <w:pPr>
+        <w:widowControl/>
+        <w:adjustRightInd w:val="0"/>
+        <w:snapToGrid w:val="0"/>
+        <w:ind w:firstLine="420"/>
+        <w:jc w:val="center"/>
+        <w:rPr>
+          <w:rFonts w:ascii="Tahoma" w:eastAsia="微软雅黑" w:hAnsi="Tahoma"/>
+          <w:kern w:val="0"/>
+          <w:sz w:val="22"/>
+        </w:rPr>
+      </w:pPr>
+      <w:r>
+        <w:rPr>
+          <w:rFonts w:ascii="Tahoma" w:eastAsia="微软雅黑" w:hAnsi="Tahoma" w:hint="eastAsia"/>
+          <w:kern w:val="0"/>
+          <w:sz w:val="22"/>
+        </w:rPr>
+        <w:t>我方主动</w:t>
+      </w:r>
+      <w:r>
+        <w:rPr>
+          <w:rFonts w:ascii="Tahoma" w:eastAsia="微软雅黑" w:hAnsi="Tahoma" w:hint="eastAsia"/>
+          <w:kern w:val="0"/>
+          <w:sz w:val="22"/>
+        </w:rPr>
+        <w:t xml:space="preserve"> </w:t>
+      </w:r>
+      <w:r>
+        <w:rPr>
+          <w:rFonts w:ascii="Tahoma" w:eastAsia="微软雅黑" w:hAnsi="Tahoma"/>
+          <w:kern w:val="0"/>
+          <w:sz w:val="22"/>
+        </w:rPr>
+        <w:t xml:space="preserve">-&gt; </w:t>
+      </w:r>
+      <w:r>
+        <w:rPr>
+          <w:rFonts w:ascii="Tahoma" w:eastAsia="微软雅黑" w:hAnsi="Tahoma" w:hint="eastAsia"/>
+          <w:kern w:val="0"/>
+          <w:sz w:val="22"/>
+        </w:rPr>
+        <w:t>敌方被动</w:t>
+      </w:r>
+    </w:p>
+    <w:p>
+      <w:pPr>
+        <w:widowControl/>
+        <w:adjustRightInd w:val="0"/>
+        <w:snapToGrid w:val="0"/>
+        <w:ind w:firstLine="420"/>
+        <w:jc w:val="center"/>
+        <w:rPr>
+          <w:rFonts w:ascii="Tahoma" w:eastAsia="微软雅黑" w:hAnsi="Tahoma"/>
+          <w:kern w:val="0"/>
+          <w:sz w:val="22"/>
+        </w:rPr>
+      </w:pPr>
+      <w:r>
+        <w:rPr>
+          <w:rFonts w:ascii="Tahoma" w:eastAsia="微软雅黑" w:hAnsi="Tahoma" w:hint="eastAsia"/>
+          <w:kern w:val="0"/>
+          <w:sz w:val="22"/>
+        </w:rPr>
+        <w:t>我方主动</w:t>
+      </w:r>
+      <w:r>
+        <w:rPr>
+          <w:rFonts w:ascii="Tahoma" w:eastAsia="微软雅黑" w:hAnsi="Tahoma" w:hint="eastAsia"/>
+          <w:kern w:val="0"/>
+          <w:sz w:val="22"/>
+        </w:rPr>
+        <w:t xml:space="preserve"> </w:t>
+      </w:r>
+      <w:r>
+        <w:rPr>
+          <w:rFonts w:ascii="Tahoma" w:eastAsia="微软雅黑" w:hAnsi="Tahoma"/>
+          <w:kern w:val="0"/>
+          <w:sz w:val="22"/>
+        </w:rPr>
+        <w:t xml:space="preserve">-&gt; </w:t>
+      </w:r>
+      <w:r>
+        <w:rPr>
+          <w:rFonts w:ascii="Tahoma" w:eastAsia="微软雅黑" w:hAnsi="Tahoma" w:hint="eastAsia"/>
+          <w:kern w:val="0"/>
+          <w:sz w:val="22"/>
+        </w:rPr>
+        <w:t>我方被动</w:t>
+      </w:r>
+    </w:p>
+    <w:p>
+      <w:pPr>
+        <w:widowControl/>
+        <w:adjustRightInd w:val="0"/>
+        <w:snapToGrid w:val="0"/>
+        <w:ind w:firstLine="420"/>
+        <w:jc w:val="center"/>
+        <w:rPr>
+          <w:rFonts w:ascii="Tahoma" w:eastAsia="微软雅黑" w:hAnsi="Tahoma"/>
+          <w:kern w:val="0"/>
+          <w:sz w:val="22"/>
+        </w:rPr>
+      </w:pPr>
+      <w:r>
+        <w:rPr>
+          <w:rFonts w:ascii="Tahoma" w:eastAsia="微软雅黑" w:hAnsi="Tahoma" w:hint="eastAsia"/>
+          <w:kern w:val="0"/>
+          <w:sz w:val="22"/>
+        </w:rPr>
+        <w:t>敌方主动</w:t>
+      </w:r>
+      <w:r>
+        <w:rPr>
+          <w:rFonts w:ascii="Tahoma" w:eastAsia="微软雅黑" w:hAnsi="Tahoma" w:hint="eastAsia"/>
+          <w:kern w:val="0"/>
+          <w:sz w:val="22"/>
+        </w:rPr>
+        <w:t xml:space="preserve"> </w:t>
+      </w:r>
+      <w:r>
+        <w:rPr>
+          <w:rFonts w:ascii="Tahoma" w:eastAsia="微软雅黑" w:hAnsi="Tahoma"/>
+          <w:kern w:val="0"/>
+          <w:sz w:val="22"/>
+        </w:rPr>
+        <w:t xml:space="preserve">-&gt; </w:t>
+      </w:r>
+      <w:r>
+        <w:rPr>
+          <w:rFonts w:ascii="Tahoma" w:eastAsia="微软雅黑" w:hAnsi="Tahoma" w:hint="eastAsia"/>
+          <w:kern w:val="0"/>
+          <w:sz w:val="22"/>
+        </w:rPr>
+        <w:t>我方被动</w:t>
+      </w:r>
+    </w:p>
+    <w:p>
+      <w:pPr>
+        <w:widowControl/>
+        <w:adjustRightInd w:val="0"/>
+        <w:snapToGrid w:val="0"/>
+        <w:ind w:firstLine="420"/>
+        <w:jc w:val="center"/>
+        <w:rPr>
+          <w:rFonts w:ascii="Tahoma" w:eastAsia="微软雅黑" w:hAnsi="Tahoma"/>
+          <w:kern w:val="0"/>
+          <w:sz w:val="22"/>
+        </w:rPr>
+      </w:pPr>
+      <w:r>
+        <w:rPr>
+          <w:rFonts w:ascii="Tahoma" w:eastAsia="微软雅黑" w:hAnsi="Tahoma" w:hint="eastAsia"/>
+          <w:kern w:val="0"/>
+          <w:sz w:val="22"/>
+        </w:rPr>
+        <w:t>敌方主动</w:t>
+      </w:r>
+      <w:r>
+        <w:rPr>
+          <w:rFonts w:ascii="Tahoma" w:eastAsia="微软雅黑" w:hAnsi="Tahoma" w:hint="eastAsia"/>
+          <w:kern w:val="0"/>
+          <w:sz w:val="22"/>
+        </w:rPr>
+        <w:t xml:space="preserve"> </w:t>
+      </w:r>
+      <w:r>
+        <w:rPr>
+          <w:rFonts w:ascii="Tahoma" w:eastAsia="微软雅黑" w:hAnsi="Tahoma"/>
+          <w:kern w:val="0"/>
+          <w:sz w:val="22"/>
+        </w:rPr>
+        <w:t xml:space="preserve">-&gt; </w:t>
+      </w:r>
+      <w:r>
+        <w:rPr>
+          <w:rFonts w:ascii="Tahoma" w:eastAsia="微软雅黑" w:hAnsi="Tahoma" w:hint="eastAsia"/>
+          <w:kern w:val="0"/>
+          <w:sz w:val="22"/>
+        </w:rPr>
+        <w:t>敌方被动</w:t>
+      </w:r>
+    </w:p>
+    <w:p>
+      <w:pPr>
+        <w:widowControl/>
+        <w:adjustRightInd w:val="0"/>
+        <w:snapToGrid w:val="0"/>
+        <w:rPr>
+          <w:rFonts w:ascii="Tahoma" w:eastAsia="微软雅黑" w:hAnsi="Tahoma"/>
+          <w:kern w:val="0"/>
+          <w:sz w:val="22"/>
+        </w:rPr>
+      </w:pPr>
+      <w:r>
+        <w:rPr>
+          <w:rFonts w:ascii="Tahoma" w:eastAsia="微软雅黑" w:hAnsi="Tahoma" w:hint="eastAsia"/>
+          <w:kern w:val="0"/>
+          <w:sz w:val="22"/>
+        </w:rPr>
+        <w:t>如下图：</w:t>
       </w:r>
     </w:p>
     <w:p>
@@ -2122,109 +2597,13 @@
       </w:pPr>
       <w:r>
         <w:rPr>
-          <w:rFonts w:ascii="Tahoma" w:eastAsia="微软雅黑" w:hAnsi="Tahoma"/>
-          <w:kern w:val="0"/>
-          <w:sz w:val="22"/>
-        </w:rPr>
-        <w:tab/>
-      </w:r>
-      <w:r>
-        <w:rPr>
-          <w:rFonts w:ascii="Tahoma" w:eastAsia="微软雅黑" w:hAnsi="Tahoma" w:hint="eastAsia"/>
-          <w:kern w:val="0"/>
-          <w:sz w:val="22"/>
-        </w:rPr>
-        <w:t>我方</w:t>
-      </w:r>
-      <w:r>
-        <w:rPr>
-          <w:rFonts w:ascii="Tahoma" w:eastAsia="微软雅黑" w:hAnsi="Tahoma" w:hint="eastAsia"/>
-          <w:kern w:val="0"/>
-          <w:sz w:val="22"/>
-        </w:rPr>
-        <w:t>-&gt;</w:t>
-      </w:r>
-      <w:r>
-        <w:rPr>
-          <w:rFonts w:ascii="Tahoma" w:eastAsia="微软雅黑" w:hAnsi="Tahoma" w:hint="eastAsia"/>
-          <w:kern w:val="0"/>
-          <w:sz w:val="22"/>
-        </w:rPr>
-        <w:t>我方，我方</w:t>
-      </w:r>
-      <w:r>
-        <w:rPr>
-          <w:rFonts w:ascii="Tahoma" w:eastAsia="微软雅黑" w:hAnsi="Tahoma" w:hint="eastAsia"/>
-          <w:kern w:val="0"/>
-          <w:sz w:val="22"/>
-        </w:rPr>
-        <w:t>-&gt;</w:t>
-      </w:r>
-      <w:r>
-        <w:rPr>
-          <w:rFonts w:ascii="Tahoma" w:eastAsia="微软雅黑" w:hAnsi="Tahoma" w:hint="eastAsia"/>
-          <w:kern w:val="0"/>
-          <w:sz w:val="22"/>
-        </w:rPr>
-        <w:t>敌方，敌方</w:t>
-      </w:r>
-      <w:r>
-        <w:rPr>
-          <w:rFonts w:ascii="Tahoma" w:eastAsia="微软雅黑" w:hAnsi="Tahoma" w:hint="eastAsia"/>
-          <w:kern w:val="0"/>
-          <w:sz w:val="22"/>
-        </w:rPr>
-        <w:t>-&gt;</w:t>
-      </w:r>
-      <w:r>
-        <w:rPr>
-          <w:rFonts w:ascii="Tahoma" w:eastAsia="微软雅黑" w:hAnsi="Tahoma" w:hint="eastAsia"/>
-          <w:kern w:val="0"/>
-          <w:sz w:val="22"/>
-        </w:rPr>
-        <w:t>我方，敌方</w:t>
-      </w:r>
-      <w:r>
-        <w:rPr>
-          <w:rFonts w:ascii="Tahoma" w:eastAsia="微软雅黑" w:hAnsi="Tahoma" w:hint="eastAsia"/>
-          <w:kern w:val="0"/>
-          <w:sz w:val="22"/>
-        </w:rPr>
-        <w:t>-&gt;</w:t>
-      </w:r>
-      <w:r>
-        <w:rPr>
-          <w:rFonts w:ascii="Tahoma" w:eastAsia="微软雅黑" w:hAnsi="Tahoma" w:hint="eastAsia"/>
-          <w:kern w:val="0"/>
-          <w:sz w:val="22"/>
-        </w:rPr>
-        <w:t>敌方</w:t>
-      </w:r>
-    </w:p>
-    <w:p>
-      <w:pPr>
-        <w:widowControl/>
-        <w:adjustRightInd w:val="0"/>
-        <w:snapToGrid w:val="0"/>
-        <w:jc w:val="left"/>
-        <w:rPr>
-          <w:rFonts w:ascii="Tahoma" w:eastAsia="微软雅黑" w:hAnsi="Tahoma"/>
-          <w:kern w:val="0"/>
-          <w:sz w:val="22"/>
-        </w:rPr>
-      </w:pPr>
-      <w:r>
-        <w:rPr>
-          <w:rFonts w:ascii="Tahoma" w:eastAsia="微软雅黑" w:hAnsi="Tahoma"/>
           <w:noProof/>
-          <w:kern w:val="0"/>
-          <w:sz w:val="22"/>
         </w:rPr>
         <w:drawing>
-          <wp:inline distT="0" distB="0" distL="0" distR="0">
-            <wp:extent cx="5274310" cy="4451188"/>
-            <wp:effectExtent l="0" t="0" r="2540" b="6985"/>
-            <wp:docPr id="7" name="图片 7" descr="F:\rpg mv箱\【素材、灵感】\【图片-文档描述】\技能关系描述4.png"/>
+          <wp:inline distT="0" distB="0" distL="0" distR="0" wp14:anchorId="00D3C984" wp14:editId="57E670C5">
+            <wp:extent cx="5274310" cy="3627755"/>
+            <wp:effectExtent l="0" t="0" r="2540" b="0"/>
+            <wp:docPr id="11" name="图片 11"/>
             <wp:cNvGraphicFramePr>
               <a:graphicFrameLocks xmlns:a="http://schemas.openxmlformats.org/drawingml/2006/main" noChangeAspect="1"/>
             </wp:cNvGraphicFramePr>
@@ -2232,7 +2611,7 @@
               <a:graphicData uri="http://schemas.openxmlformats.org/drawingml/2006/picture">
                 <pic:pic xmlns:pic="http://schemas.openxmlformats.org/drawingml/2006/picture">
                   <pic:nvPicPr>
-                    <pic:cNvPr id="0" name="Picture 4" descr="F:\rpg mv箱\【素材、灵感】\【图片-文档描述】\技能关系描述4.png"/>
+                    <pic:cNvPr id="0" name="Picture 3"/>
                     <pic:cNvPicPr>
                       <a:picLocks noChangeAspect="1" noChangeArrowheads="1"/>
                     </pic:cNvPicPr>
@@ -2253,7 +2632,7 @@
                   <pic:spPr bwMode="auto">
                     <a:xfrm>
                       <a:off x="0" y="0"/>
-                      <a:ext cx="5274310" cy="4451188"/>
+                      <a:ext cx="5274310" cy="3627755"/>
                     </a:xfrm>
                     <a:prstGeom prst="rect">
                       <a:avLst/>
@@ -2277,27 +2656,11 @@
         <w:snapToGrid w:val="0"/>
         <w:jc w:val="left"/>
         <w:rPr>
-          <w:rFonts w:ascii="Tahoma" w:eastAsia="微软雅黑" w:hAnsi="Tahoma"/>
-          <w:kern w:val="0"/>
-          <w:sz w:val="22"/>
-        </w:rPr>
-      </w:pPr>
-      <w:r>
-        <w:rPr>
-          <w:rFonts w:ascii="Tahoma" w:eastAsia="微软雅黑" w:hAnsi="Tahoma" w:hint="eastAsia"/>
-          <w:kern w:val="0"/>
-          <w:sz w:val="22"/>
-        </w:rPr>
-        <w:t>自己打自己，自己治疗自己，则自己既是施法者，又是目标</w:t>
-      </w:r>
-      <w:r>
-        <w:rPr>
-          <w:rFonts w:ascii="Tahoma" w:eastAsia="微软雅黑" w:hAnsi="Tahoma" w:hint="eastAsia"/>
-          <w:kern w:val="0"/>
-          <w:sz w:val="22"/>
-        </w:rPr>
-        <w:t>。</w:t>
-      </w:r>
+          <w:rFonts w:ascii="Tahoma" w:eastAsia="微软雅黑" w:hAnsi="Tahoma" w:hint="eastAsia"/>
+          <w:kern w:val="0"/>
+          <w:sz w:val="22"/>
+        </w:rPr>
+      </w:pPr>
     </w:p>
     <w:p>
       <w:pPr>
@@ -2317,7 +2680,7 @@
           <w:kern w:val="0"/>
           <w:sz w:val="22"/>
         </w:rPr>
-        <w:t>并且算作</w:t>
+        <w:t>我方自己对自己，也算作一次</w:t>
       </w:r>
       <w:r>
         <w:rPr>
@@ -2333,71 +2696,31 @@
           <w:kern w:val="0"/>
           <w:sz w:val="22"/>
         </w:rPr>
-        <w:t>我方</w:t>
-      </w:r>
-      <w:r>
-        <w:rPr>
-          <w:rFonts w:ascii="Tahoma" w:eastAsia="微软雅黑" w:hAnsi="Tahoma"/>
-          <w:kern w:val="0"/>
-          <w:sz w:val="22"/>
-        </w:rPr>
-        <w:t>-&gt;</w:t>
-      </w:r>
-      <w:r>
-        <w:rPr>
-          <w:rFonts w:ascii="Tahoma" w:eastAsia="微软雅黑" w:hAnsi="Tahoma" w:hint="eastAsia"/>
-          <w:kern w:val="0"/>
-          <w:sz w:val="22"/>
-        </w:rPr>
-        <w:t>我方</w:t>
-      </w:r>
-      <w:r>
-        <w:rPr>
-          <w:rFonts w:ascii="Tahoma" w:eastAsia="微软雅黑" w:hAnsi="Tahoma" w:hint="eastAsia"/>
-          <w:kern w:val="0"/>
-          <w:sz w:val="22"/>
-        </w:rPr>
-        <w:t xml:space="preserve"> </w:t>
-      </w:r>
-      <w:r>
-        <w:rPr>
-          <w:rFonts w:ascii="Tahoma" w:eastAsia="微软雅黑" w:hAnsi="Tahoma" w:hint="eastAsia"/>
-          <w:kern w:val="0"/>
-          <w:sz w:val="22"/>
-        </w:rPr>
-        <w:t>或者</w:t>
-      </w:r>
-      <w:r>
-        <w:rPr>
-          <w:rFonts w:ascii="Tahoma" w:eastAsia="微软雅黑" w:hAnsi="Tahoma" w:hint="eastAsia"/>
-          <w:kern w:val="0"/>
-          <w:sz w:val="22"/>
-        </w:rPr>
-        <w:t xml:space="preserve"> </w:t>
-      </w:r>
-      <w:r>
-        <w:rPr>
-          <w:rFonts w:ascii="Tahoma" w:eastAsia="微软雅黑" w:hAnsi="Tahoma" w:hint="eastAsia"/>
-          <w:kern w:val="0"/>
-          <w:sz w:val="22"/>
-        </w:rPr>
-        <w:t>敌方</w:t>
-      </w:r>
-      <w:r>
-        <w:rPr>
-          <w:rFonts w:ascii="Tahoma" w:eastAsia="微软雅黑" w:hAnsi="Tahoma"/>
-          <w:kern w:val="0"/>
-          <w:sz w:val="22"/>
-        </w:rPr>
-        <w:t>-&gt;</w:t>
-      </w:r>
-      <w:r>
-        <w:rPr>
-          <w:rFonts w:ascii="Tahoma" w:eastAsia="微软雅黑" w:hAnsi="Tahoma" w:hint="eastAsia"/>
-          <w:kern w:val="0"/>
-          <w:sz w:val="22"/>
-        </w:rPr>
-        <w:t>敌方。</w:t>
+        <w:t>我方主动</w:t>
+      </w:r>
+      <w:r>
+        <w:rPr>
+          <w:rFonts w:ascii="Tahoma" w:eastAsia="微软雅黑" w:hAnsi="Tahoma" w:hint="eastAsia"/>
+          <w:kern w:val="0"/>
+          <w:sz w:val="22"/>
+        </w:rPr>
+        <w:t>-</w:t>
+      </w:r>
+      <w:r>
+        <w:rPr>
+          <w:rFonts w:ascii="Tahoma" w:eastAsia="微软雅黑" w:hAnsi="Tahoma"/>
+          <w:kern w:val="0"/>
+          <w:sz w:val="22"/>
+        </w:rPr>
+        <w:t>&gt;</w:t>
+      </w:r>
+      <w:r>
+        <w:rPr>
+          <w:rFonts w:ascii="Tahoma" w:eastAsia="微软雅黑" w:hAnsi="Tahoma" w:hint="eastAsia"/>
+          <w:kern w:val="0"/>
+          <w:sz w:val="22"/>
+        </w:rPr>
+        <w:t>我方被动。</w:t>
       </w:r>
     </w:p>
     <w:p>
@@ -2412,6 +2735,54 @@
           <w:sz w:val="22"/>
         </w:rPr>
       </w:pPr>
+      <w:r>
+        <w:rPr>
+          <w:rFonts w:ascii="Tahoma" w:eastAsia="微软雅黑" w:hAnsi="Tahoma" w:hint="eastAsia"/>
+          <w:kern w:val="0"/>
+          <w:sz w:val="22"/>
+        </w:rPr>
+        <w:t>同理，敌方自己对自己，也算作一次</w:t>
+      </w:r>
+      <w:r>
+        <w:rPr>
+          <w:rFonts w:ascii="Tahoma" w:eastAsia="微软雅黑" w:hAnsi="Tahoma" w:hint="eastAsia"/>
+          <w:kern w:val="0"/>
+          <w:sz w:val="22"/>
+        </w:rPr>
+        <w:t xml:space="preserve"> </w:t>
+      </w:r>
+      <w:r>
+        <w:rPr>
+          <w:rFonts w:ascii="Tahoma" w:eastAsia="微软雅黑" w:hAnsi="Tahoma" w:hint="eastAsia"/>
+          <w:kern w:val="0"/>
+          <w:sz w:val="22"/>
+        </w:rPr>
+        <w:t>敌方主动</w:t>
+      </w:r>
+      <w:r>
+        <w:rPr>
+          <w:rFonts w:ascii="Tahoma" w:eastAsia="微软雅黑" w:hAnsi="Tahoma" w:hint="eastAsia"/>
+          <w:kern w:val="0"/>
+          <w:sz w:val="22"/>
+        </w:rPr>
+        <w:t>-</w:t>
+      </w:r>
+      <w:r>
+        <w:rPr>
+          <w:rFonts w:ascii="Tahoma" w:eastAsia="微软雅黑" w:hAnsi="Tahoma"/>
+          <w:kern w:val="0"/>
+          <w:sz w:val="22"/>
+        </w:rPr>
+        <w:t>&gt;</w:t>
+      </w:r>
+      <w:r>
+        <w:rPr>
+          <w:rFonts w:ascii="Tahoma" w:eastAsia="微软雅黑" w:hAnsi="Tahoma" w:hint="eastAsia"/>
+          <w:kern w:val="0"/>
+          <w:sz w:val="22"/>
+        </w:rPr>
+        <w:t>敌方被动。</w:t>
+      </w:r>
     </w:p>
     <w:p>
       <w:pPr>
@@ -2425,6 +2796,20 @@
           <w:sz w:val="22"/>
         </w:rPr>
       </w:pPr>
+    </w:p>
+    <w:p>
+      <w:pPr>
+        <w:widowControl/>
+        <w:adjustRightInd w:val="0"/>
+        <w:snapToGrid w:val="0"/>
+        <w:jc w:val="left"/>
+        <w:rPr>
+          <w:rFonts w:ascii="Tahoma" w:eastAsia="微软雅黑" w:hAnsi="Tahoma"/>
+          <w:kern w:val="0"/>
+          <w:sz w:val="22"/>
+        </w:rPr>
+      </w:pPr>
+      <w:bookmarkStart w:id="3" w:name="_Hlk63503043"/>
       <w:r>
         <w:rPr>
           <w:rFonts w:ascii="Tahoma" w:eastAsia="微软雅黑" w:hAnsi="Tahoma" w:hint="eastAsia"/>
@@ -2483,6 +2868,7 @@
         <w:t>，敌方不能使用物品，只能释放技能。</w:t>
       </w:r>
     </w:p>
+    <w:bookmarkEnd w:id="3"/>
     <w:p>
       <w:pPr>
         <w:widowControl/>
@@ -2598,7 +2984,7 @@
           <w:noProof/>
         </w:rPr>
         <w:drawing>
-          <wp:inline distT="0" distB="0" distL="0" distR="0">
+          <wp:inline distT="0" distB="0" distL="0" distR="0" wp14:anchorId="4F18C74A" wp14:editId="04A23BCD">
             <wp:extent cx="5274310" cy="3733165"/>
             <wp:effectExtent l="0" t="0" r="2540" b="635"/>
             <wp:docPr id="3" name="图片 3"/>
@@ -4173,7 +4559,7 @@
           <w:noProof/>
         </w:rPr>
         <w:drawing>
-          <wp:inline distT="0" distB="0" distL="0" distR="0">
+          <wp:inline distT="0" distB="0" distL="0" distR="0" wp14:anchorId="5EDCD9BF" wp14:editId="599A7004">
             <wp:extent cx="5274310" cy="2938780"/>
             <wp:effectExtent l="0" t="0" r="2540" b="0"/>
             <wp:docPr id="8" name="图片 8"/>
@@ -4479,7 +4865,7 @@
 </file>
 
 <file path=word/endnotes.xml><?xml version="1.0" encoding="utf-8"?>
-<w:endnotes xmlns:wpc="http://schemas.microsoft.com/office/word/2010/wordprocessingCanvas" xmlns:cx="http://schemas.microsoft.com/office/drawing/2014/chartex" xmlns:cx1="http://schemas.microsoft.com/office/drawing/2015/9/8/chartex" xmlns:cx2="http://schemas.microsoft.com/office/drawing/2015/10/21/chartex" xmlns:cx3="http://schemas.microsoft.com/office/drawing/2016/5/9/chartex" xmlns:cx4="http://schemas.microsoft.com/office/drawing/2016/5/10/chartex" xmlns:cx5="http://schemas.microsoft.com/office/drawing/2016/5/11/chartex" xmlns:cx6="http://schemas.microsoft.com/office/drawing/2016/5/12/chartex" xmlns:cx7="http://schemas.microsoft.com/office/drawing/2016/5/13/chartex" xmlns:cx8="http://schemas.microsoft.com/office/drawing/2016/5/14/chartex" xmlns:mc="http://schemas.openxmlformats.org/markup-compatibility/2006" xmlns:aink="http://schemas.microsoft.com/office/drawing/2016/ink" xmlns:am3d="http://schemas.microsoft.com/office/drawing/2017/model3d" xmlns:o="urn:schemas-microsoft-com:office:office" xmlns:r="http://schemas.openxmlformats.org/officeDocument/2006/relationships" xmlns:m="http://schemas.openxmlformats.org/officeDocument/2006/math" xmlns:v="urn:schemas-microsoft-com:vml" xmlns:wp14="http://schemas.microsoft.com/office/word/2010/wordprocessingDrawing" xmlns:wp="http://schemas.openxmlformats.org/drawingml/2006/wordprocessingDrawing" xmlns:w10="urn:schemas-microsoft-com:office:word" xmlns:w="http://schemas.openxmlformats.org/wordprocessingml/2006/main" xmlns:w14="http://schemas.microsoft.com/office/word/2010/wordml" xmlns:w15="http://schemas.microsoft.com/office/word/2012/wordml" xmlns:w16cid="http://schemas.microsoft.com/office/word/2016/wordml/cid" xmlns:w16se="http://schemas.microsoft.com/office/word/2015/wordml/symex" xmlns:wpg="http://schemas.microsoft.com/office/word/2010/wordprocessingGroup" xmlns:wpi="http://schemas.microsoft.com/office/word/2010/wordprocessingInk" xmlns:wne="http://schemas.microsoft.com/office/word/2006/wordml" xmlns:wps="http://schemas.microsoft.com/office/word/2010/wordprocessingShape" mc:Ignorable="w14 w15 w16se w16cid wp14">
+<w:endnotes xmlns:wpc="http://schemas.microsoft.com/office/word/2010/wordprocessingCanvas" xmlns:cx="http://schemas.microsoft.com/office/drawing/2014/chartex" xmlns:cx1="http://schemas.microsoft.com/office/drawing/2015/9/8/chartex" xmlns:cx2="http://schemas.microsoft.com/office/drawing/2015/10/21/chartex" xmlns:cx3="http://schemas.microsoft.com/office/drawing/2016/5/9/chartex" xmlns:cx4="http://schemas.microsoft.com/office/drawing/2016/5/10/chartex" xmlns:cx5="http://schemas.microsoft.com/office/drawing/2016/5/11/chartex" xmlns:cx6="http://schemas.microsoft.com/office/drawing/2016/5/12/chartex" xmlns:cx7="http://schemas.microsoft.com/office/drawing/2016/5/13/chartex" xmlns:cx8="http://schemas.microsoft.com/office/drawing/2016/5/14/chartex" xmlns:mc="http://schemas.openxmlformats.org/markup-compatibility/2006" xmlns:aink="http://schemas.microsoft.com/office/drawing/2016/ink" xmlns:am3d="http://schemas.microsoft.com/office/drawing/2017/model3d" xmlns:o="urn:schemas-microsoft-com:office:office" xmlns:r="http://schemas.openxmlformats.org/officeDocument/2006/relationships" xmlns:m="http://schemas.openxmlformats.org/officeDocument/2006/math" xmlns:v="urn:schemas-microsoft-com:vml" xmlns:wp14="http://schemas.microsoft.com/office/word/2010/wordprocessingDrawing" xmlns:wp="http://schemas.openxmlformats.org/drawingml/2006/wordprocessingDrawing" xmlns:w10="urn:schemas-microsoft-com:office:word" xmlns:w="http://schemas.openxmlformats.org/wordprocessingml/2006/main" xmlns:w14="http://schemas.microsoft.com/office/word/2010/wordml" xmlns:w15="http://schemas.microsoft.com/office/word/2012/wordml" xmlns:w16cex="http://schemas.microsoft.com/office/word/2018/wordml/cex" xmlns:w16cid="http://schemas.microsoft.com/office/word/2016/wordml/cid" xmlns:w16="http://schemas.microsoft.com/office/word/2018/wordml" xmlns:w16se="http://schemas.microsoft.com/office/word/2015/wordml/symex" xmlns:wpg="http://schemas.microsoft.com/office/word/2010/wordprocessingGroup" xmlns:wpi="http://schemas.microsoft.com/office/word/2010/wordprocessingInk" xmlns:wne="http://schemas.microsoft.com/office/word/2006/wordml" xmlns:wps="http://schemas.microsoft.com/office/word/2010/wordprocessingShape" mc:Ignorable="w14 w15 w16se w16cid w16 w16cex wp14">
   <w:endnote w:type="separator" w:id="-1">
     <w:p>
       <w:r>
@@ -4498,7 +4884,7 @@
 </file>
 
 <file path=word/footnotes.xml><?xml version="1.0" encoding="utf-8"?>
-<w:footnotes xmlns:wpc="http://schemas.microsoft.com/office/word/2010/wordprocessingCanvas" xmlns:cx="http://schemas.microsoft.com/office/drawing/2014/chartex" xmlns:cx1="http://schemas.microsoft.com/office/drawing/2015/9/8/chartex" xmlns:cx2="http://schemas.microsoft.com/office/drawing/2015/10/21/chartex" xmlns:cx3="http://schemas.microsoft.com/office/drawing/2016/5/9/chartex" xmlns:cx4="http://schemas.microsoft.com/office/drawing/2016/5/10/chartex" xmlns:cx5="http://schemas.microsoft.com/office/drawing/2016/5/11/chartex" xmlns:cx6="http://schemas.microsoft.com/office/drawing/2016/5/12/chartex" xmlns:cx7="http://schemas.microsoft.com/office/drawing/2016/5/13/chartex" xmlns:cx8="http://schemas.microsoft.com/office/drawing/2016/5/14/chartex" xmlns:mc="http://schemas.openxmlformats.org/markup-compatibility/2006" xmlns:aink="http://schemas.microsoft.com/office/drawing/2016/ink" xmlns:am3d="http://schemas.microsoft.com/office/drawing/2017/model3d" xmlns:o="urn:schemas-microsoft-com:office:office" xmlns:r="http://schemas.openxmlformats.org/officeDocument/2006/relationships" xmlns:m="http://schemas.openxmlformats.org/officeDocument/2006/math" xmlns:v="urn:schemas-microsoft-com:vml" xmlns:wp14="http://schemas.microsoft.com/office/word/2010/wordprocessingDrawing" xmlns:wp="http://schemas.openxmlformats.org/drawingml/2006/wordprocessingDrawing" xmlns:w10="urn:schemas-microsoft-com:office:word" xmlns:w="http://schemas.openxmlformats.org/wordprocessingml/2006/main" xmlns:w14="http://schemas.microsoft.com/office/word/2010/wordml" xmlns:w15="http://schemas.microsoft.com/office/word/2012/wordml" xmlns:w16cid="http://schemas.microsoft.com/office/word/2016/wordml/cid" xmlns:w16se="http://schemas.microsoft.com/office/word/2015/wordml/symex" xmlns:wpg="http://schemas.microsoft.com/office/word/2010/wordprocessingGroup" xmlns:wpi="http://schemas.microsoft.com/office/word/2010/wordprocessingInk" xmlns:wne="http://schemas.microsoft.com/office/word/2006/wordml" xmlns:wps="http://schemas.microsoft.com/office/word/2010/wordprocessingShape" mc:Ignorable="w14 w15 w16se w16cid wp14">
+<w:footnotes xmlns:wpc="http://schemas.microsoft.com/office/word/2010/wordprocessingCanvas" xmlns:cx="http://schemas.microsoft.com/office/drawing/2014/chartex" xmlns:cx1="http://schemas.microsoft.com/office/drawing/2015/9/8/chartex" xmlns:cx2="http://schemas.microsoft.com/office/drawing/2015/10/21/chartex" xmlns:cx3="http://schemas.microsoft.com/office/drawing/2016/5/9/chartex" xmlns:cx4="http://schemas.microsoft.com/office/drawing/2016/5/10/chartex" xmlns:cx5="http://schemas.microsoft.com/office/drawing/2016/5/11/chartex" xmlns:cx6="http://schemas.microsoft.com/office/drawing/2016/5/12/chartex" xmlns:cx7="http://schemas.microsoft.com/office/drawing/2016/5/13/chartex" xmlns:cx8="http://schemas.microsoft.com/office/drawing/2016/5/14/chartex" xmlns:mc="http://schemas.openxmlformats.org/markup-compatibility/2006" xmlns:aink="http://schemas.microsoft.com/office/drawing/2016/ink" xmlns:am3d="http://schemas.microsoft.com/office/drawing/2017/model3d" xmlns:o="urn:schemas-microsoft-com:office:office" xmlns:r="http://schemas.openxmlformats.org/officeDocument/2006/relationships" xmlns:m="http://schemas.openxmlformats.org/officeDocument/2006/math" xmlns:v="urn:schemas-microsoft-com:vml" xmlns:wp14="http://schemas.microsoft.com/office/word/2010/wordprocessingDrawing" xmlns:wp="http://schemas.openxmlformats.org/drawingml/2006/wordprocessingDrawing" xmlns:w10="urn:schemas-microsoft-com:office:word" xmlns:w="http://schemas.openxmlformats.org/wordprocessingml/2006/main" xmlns:w14="http://schemas.microsoft.com/office/word/2010/wordml" xmlns:w15="http://schemas.microsoft.com/office/word/2012/wordml" xmlns:w16cex="http://schemas.microsoft.com/office/word/2018/wordml/cex" xmlns:w16cid="http://schemas.microsoft.com/office/word/2016/wordml/cid" xmlns:w16="http://schemas.microsoft.com/office/word/2018/wordml" xmlns:w16se="http://schemas.microsoft.com/office/word/2015/wordml/symex" xmlns:wpg="http://schemas.microsoft.com/office/word/2010/wordprocessingGroup" xmlns:wpi="http://schemas.microsoft.com/office/word/2010/wordprocessingInk" xmlns:wne="http://schemas.microsoft.com/office/word/2006/wordml" xmlns:wps="http://schemas.microsoft.com/office/word/2010/wordprocessingShape" mc:Ignorable="w14 w15 w16se w16cid w16 w16cex wp14">
   <w:footnote w:type="separator" w:id="-1">
     <w:p>
       <w:r>
@@ -4517,7 +4903,7 @@
 </file>
 
 <file path=word/header1.xml><?xml version="1.0" encoding="utf-8"?>
-<w:hdr xmlns:wpc="http://schemas.microsoft.com/office/word/2010/wordprocessingCanvas" xmlns:cx="http://schemas.microsoft.com/office/drawing/2014/chartex" xmlns:cx1="http://schemas.microsoft.com/office/drawing/2015/9/8/chartex" xmlns:cx2="http://schemas.microsoft.com/office/drawing/2015/10/21/chartex" xmlns:cx3="http://schemas.microsoft.com/office/drawing/2016/5/9/chartex" xmlns:cx4="http://schemas.microsoft.com/office/drawing/2016/5/10/chartex" xmlns:cx5="http://schemas.microsoft.com/office/drawing/2016/5/11/chartex" xmlns:cx6="http://schemas.microsoft.com/office/drawing/2016/5/12/chartex" xmlns:cx7="http://schemas.microsoft.com/office/drawing/2016/5/13/chartex" xmlns:cx8="http://schemas.microsoft.com/office/drawing/2016/5/14/chartex" xmlns:mc="http://schemas.openxmlformats.org/markup-compatibility/2006" xmlns:aink="http://schemas.microsoft.com/office/drawing/2016/ink" xmlns:am3d="http://schemas.microsoft.com/office/drawing/2017/model3d" xmlns:o="urn:schemas-microsoft-com:office:office" xmlns:r="http://schemas.openxmlformats.org/officeDocument/2006/relationships" xmlns:m="http://schemas.openxmlformats.org/officeDocument/2006/math" xmlns:v="urn:schemas-microsoft-com:vml" xmlns:wp14="http://schemas.microsoft.com/office/word/2010/wordprocessingDrawing" xmlns:wp="http://schemas.openxmlformats.org/drawingml/2006/wordprocessingDrawing" xmlns:w10="urn:schemas-microsoft-com:office:word" xmlns:w="http://schemas.openxmlformats.org/wordprocessingml/2006/main" xmlns:w14="http://schemas.microsoft.com/office/word/2010/wordml" xmlns:w15="http://schemas.microsoft.com/office/word/2012/wordml" xmlns:w16cid="http://schemas.microsoft.com/office/word/2016/wordml/cid" xmlns:w16se="http://schemas.microsoft.com/office/word/2015/wordml/symex" xmlns:wpg="http://schemas.microsoft.com/office/word/2010/wordprocessingGroup" xmlns:wpi="http://schemas.microsoft.com/office/word/2010/wordprocessingInk" xmlns:wne="http://schemas.microsoft.com/office/word/2006/wordml" xmlns:wps="http://schemas.microsoft.com/office/word/2010/wordprocessingShape" mc:Ignorable="w14 w15 w16se w16cid wp14">
+<w:hdr xmlns:wpc="http://schemas.microsoft.com/office/word/2010/wordprocessingCanvas" xmlns:cx="http://schemas.microsoft.com/office/drawing/2014/chartex" xmlns:cx1="http://schemas.microsoft.com/office/drawing/2015/9/8/chartex" xmlns:cx2="http://schemas.microsoft.com/office/drawing/2015/10/21/chartex" xmlns:cx3="http://schemas.microsoft.com/office/drawing/2016/5/9/chartex" xmlns:cx4="http://schemas.microsoft.com/office/drawing/2016/5/10/chartex" xmlns:cx5="http://schemas.microsoft.com/office/drawing/2016/5/11/chartex" xmlns:cx6="http://schemas.microsoft.com/office/drawing/2016/5/12/chartex" xmlns:cx7="http://schemas.microsoft.com/office/drawing/2016/5/13/chartex" xmlns:cx8="http://schemas.microsoft.com/office/drawing/2016/5/14/chartex" xmlns:mc="http://schemas.openxmlformats.org/markup-compatibility/2006" xmlns:aink="http://schemas.microsoft.com/office/drawing/2016/ink" xmlns:am3d="http://schemas.microsoft.com/office/drawing/2017/model3d" xmlns:o="urn:schemas-microsoft-com:office:office" xmlns:r="http://schemas.openxmlformats.org/officeDocument/2006/relationships" xmlns:m="http://schemas.openxmlformats.org/officeDocument/2006/math" xmlns:v="urn:schemas-microsoft-com:vml" xmlns:wp14="http://schemas.microsoft.com/office/word/2010/wordprocessingDrawing" xmlns:wp="http://schemas.openxmlformats.org/drawingml/2006/wordprocessingDrawing" xmlns:w10="urn:schemas-microsoft-com:office:word" xmlns:w="http://schemas.openxmlformats.org/wordprocessingml/2006/main" xmlns:w14="http://schemas.microsoft.com/office/word/2010/wordml" xmlns:w15="http://schemas.microsoft.com/office/word/2012/wordml" xmlns:w16cex="http://schemas.microsoft.com/office/word/2018/wordml/cex" xmlns:w16cid="http://schemas.microsoft.com/office/word/2016/wordml/cid" xmlns:w16="http://schemas.microsoft.com/office/word/2018/wordml" xmlns:w16se="http://schemas.microsoft.com/office/word/2015/wordml/symex" xmlns:wpg="http://schemas.microsoft.com/office/word/2010/wordprocessingGroup" xmlns:wpi="http://schemas.microsoft.com/office/word/2010/wordprocessingInk" xmlns:wne="http://schemas.microsoft.com/office/word/2006/wordml" xmlns:wps="http://schemas.microsoft.com/office/word/2010/wordprocessingShape" mc:Ignorable="w14 w15 w16se w16cid w16 w16cex wp14">
   <w:p>
     <w:pPr>
       <w:jc w:val="center"/>
@@ -4533,7 +4919,7 @@
         <w:sz w:val="20"/>
       </w:rPr>
       <w:drawing>
-        <wp:anchor distT="0" distB="0" distL="114300" distR="114300" simplePos="0" relativeHeight="251658240" behindDoc="1" locked="0" layoutInCell="1" allowOverlap="1" wp14:anchorId="126ACEBD" wp14:editId="2689DB2A">
+        <wp:anchor distT="0" distB="0" distL="114300" distR="114300" simplePos="0" relativeHeight="251658240" behindDoc="1" locked="0" layoutInCell="1" allowOverlap="1" wp14:anchorId="203472B1" wp14:editId="1720AC3F">
           <wp:simplePos x="0" y="0"/>
           <wp:positionH relativeFrom="column">
             <wp:posOffset>2247900</wp:posOffset>
@@ -4615,7 +5001,6 @@
       </w:rPr>
       <w:t xml:space="preserve">   </w:t>
     </w:r>
-    <w:proofErr w:type="spellStart"/>
     <w:r>
       <w:rPr>
         <w:rFonts w:ascii="微软雅黑" w:eastAsia="微软雅黑" w:hAnsi="微软雅黑"/>
@@ -4623,13 +5008,12 @@
       </w:rPr>
       <w:t>drill_up</w:t>
     </w:r>
-    <w:proofErr w:type="spellEnd"/>
   </w:p>
 </w:hdr>
 </file>
 
 <file path=word/numbering.xml><?xml version="1.0" encoding="utf-8"?>
-<w:numbering xmlns:wpc="http://schemas.microsoft.com/office/word/2010/wordprocessingCanvas" xmlns:cx="http://schemas.microsoft.com/office/drawing/2014/chartex" xmlns:cx1="http://schemas.microsoft.com/office/drawing/2015/9/8/chartex" xmlns:cx2="http://schemas.microsoft.com/office/drawing/2015/10/21/chartex" xmlns:cx3="http://schemas.microsoft.com/office/drawing/2016/5/9/chartex" xmlns:cx4="http://schemas.microsoft.com/office/drawing/2016/5/10/chartex" xmlns:cx5="http://schemas.microsoft.com/office/drawing/2016/5/11/chartex" xmlns:cx6="http://schemas.microsoft.com/office/drawing/2016/5/12/chartex" xmlns:cx7="http://schemas.microsoft.com/office/drawing/2016/5/13/chartex" xmlns:cx8="http://schemas.microsoft.com/office/drawing/2016/5/14/chartex" xmlns:mc="http://schemas.openxmlformats.org/markup-compatibility/2006" xmlns:aink="http://schemas.microsoft.com/office/drawing/2016/ink" xmlns:am3d="http://schemas.microsoft.com/office/drawing/2017/model3d" xmlns:o="urn:schemas-microsoft-com:office:office" xmlns:r="http://schemas.openxmlformats.org/officeDocument/2006/relationships" xmlns:m="http://schemas.openxmlformats.org/officeDocument/2006/math" xmlns:v="urn:schemas-microsoft-com:vml" xmlns:wp14="http://schemas.microsoft.com/office/word/2010/wordprocessingDrawing" xmlns:wp="http://schemas.openxmlformats.org/drawingml/2006/wordprocessingDrawing" xmlns:w10="urn:schemas-microsoft-com:office:word" xmlns:w="http://schemas.openxmlformats.org/wordprocessingml/2006/main" xmlns:w14="http://schemas.microsoft.com/office/word/2010/wordml" xmlns:w15="http://schemas.microsoft.com/office/word/2012/wordml" xmlns:w16cid="http://schemas.microsoft.com/office/word/2016/wordml/cid" xmlns:w16se="http://schemas.microsoft.com/office/word/2015/wordml/symex" xmlns:wpg="http://schemas.microsoft.com/office/word/2010/wordprocessingGroup" xmlns:wpi="http://schemas.microsoft.com/office/word/2010/wordprocessingInk" xmlns:wne="http://schemas.microsoft.com/office/word/2006/wordml" xmlns:wps="http://schemas.microsoft.com/office/word/2010/wordprocessingShape" mc:Ignorable="w14 w15 w16se w16cid wp14">
+<w:numbering xmlns:wpc="http://schemas.microsoft.com/office/word/2010/wordprocessingCanvas" xmlns:cx="http://schemas.microsoft.com/office/drawing/2014/chartex" xmlns:cx1="http://schemas.microsoft.com/office/drawing/2015/9/8/chartex" xmlns:cx2="http://schemas.microsoft.com/office/drawing/2015/10/21/chartex" xmlns:cx3="http://schemas.microsoft.com/office/drawing/2016/5/9/chartex" xmlns:cx4="http://schemas.microsoft.com/office/drawing/2016/5/10/chartex" xmlns:cx5="http://schemas.microsoft.com/office/drawing/2016/5/11/chartex" xmlns:cx6="http://schemas.microsoft.com/office/drawing/2016/5/12/chartex" xmlns:cx7="http://schemas.microsoft.com/office/drawing/2016/5/13/chartex" xmlns:cx8="http://schemas.microsoft.com/office/drawing/2016/5/14/chartex" xmlns:mc="http://schemas.openxmlformats.org/markup-compatibility/2006" xmlns:aink="http://schemas.microsoft.com/office/drawing/2016/ink" xmlns:am3d="http://schemas.microsoft.com/office/drawing/2017/model3d" xmlns:o="urn:schemas-microsoft-com:office:office" xmlns:r="http://schemas.openxmlformats.org/officeDocument/2006/relationships" xmlns:m="http://schemas.openxmlformats.org/officeDocument/2006/math" xmlns:v="urn:schemas-microsoft-com:vml" xmlns:wp14="http://schemas.microsoft.com/office/word/2010/wordprocessingDrawing" xmlns:wp="http://schemas.openxmlformats.org/drawingml/2006/wordprocessingDrawing" xmlns:w10="urn:schemas-microsoft-com:office:word" xmlns:w="http://schemas.openxmlformats.org/wordprocessingml/2006/main" xmlns:w14="http://schemas.microsoft.com/office/word/2010/wordml" xmlns:w15="http://schemas.microsoft.com/office/word/2012/wordml" xmlns:w16cex="http://schemas.microsoft.com/office/word/2018/wordml/cex" xmlns:w16cid="http://schemas.microsoft.com/office/word/2016/wordml/cid" xmlns:w16="http://schemas.microsoft.com/office/word/2018/wordml" xmlns:w16se="http://schemas.microsoft.com/office/word/2015/wordml/symex" xmlns:wpg="http://schemas.microsoft.com/office/word/2010/wordprocessingGroup" xmlns:wpi="http://schemas.microsoft.com/office/word/2010/wordprocessingInk" xmlns:wne="http://schemas.microsoft.com/office/word/2006/wordml" xmlns:wps="http://schemas.microsoft.com/office/word/2010/wordprocessingShape" mc:Ignorable="w14 w15 w16se w16cid w16 w16cex wp14">
   <w:abstractNum w:abstractNumId="0" w15:restartNumberingAfterBreak="0">
     <w:nsid w:val="3EBB582C"/>
     <w:multiLevelType w:val="hybridMultilevel"/>
@@ -4910,7 +5294,7 @@
 </file>
 
 <file path=word/styles.xml><?xml version="1.0" encoding="utf-8"?>
-<w:styles xmlns:mc="http://schemas.openxmlformats.org/markup-compatibility/2006" xmlns:r="http://schemas.openxmlformats.org/officeDocument/2006/relationships" xmlns:w="http://schemas.openxmlformats.org/wordprocessingml/2006/main" xmlns:w14="http://schemas.microsoft.com/office/word/2010/wordml" xmlns:w15="http://schemas.microsoft.com/office/word/2012/wordml" xmlns:w16cid="http://schemas.microsoft.com/office/word/2016/wordml/cid" xmlns:w16se="http://schemas.microsoft.com/office/word/2015/wordml/symex" mc:Ignorable="w14 w15 w16se w16cid">
+<w:styles xmlns:mc="http://schemas.openxmlformats.org/markup-compatibility/2006" xmlns:r="http://schemas.openxmlformats.org/officeDocument/2006/relationships" xmlns:w="http://schemas.openxmlformats.org/wordprocessingml/2006/main" xmlns:w14="http://schemas.microsoft.com/office/word/2010/wordml" xmlns:w15="http://schemas.microsoft.com/office/word/2012/wordml" xmlns:w16cex="http://schemas.microsoft.com/office/word/2018/wordml/cex" xmlns:w16cid="http://schemas.microsoft.com/office/word/2016/wordml/cid" xmlns:w16="http://schemas.microsoft.com/office/word/2018/wordml" xmlns:w16se="http://schemas.microsoft.com/office/word/2015/wordml/symex" mc:Ignorable="w14 w15 w16se w16cid w16 w16cex">
   <w:docDefaults>
     <w:rPrDefault>
       <w:rPr>
